--- a/_source/Carl_Lochstampfor_Resume.docx
+++ b/_source/Carl_Lochstampfor_Resume.docx
@@ -1081,6 +1081,9 @@
     <w:p>
       <w:pPr>
         <w:keepNext/>
+        <w:tabs>
+          <w:tab w:val="right" w:pos="10800"/>
+        </w:tabs>
         <w:spacing w:before="200" w:after="60"/>
       </w:pPr>
       <w:r>
@@ -1100,20 +1103,30 @@
         </w:rPr>
         <w:t>2012 – 2024 (Closed)</w:t>
       </w:r>
+      <w:r>
+        <w:rPr>
+          <w:i/>
+          <w:iCs/>
+        </w:rPr>
+        <w:tab/>
+        <w:t>Property Management and Estate Fiduciary</w:t>
+      </w:r>
     </w:p>
     <w:p>
       <w:pPr>
         <w:keepNext/>
         <w:spacing w:after="60"/>
-      </w:pPr>
-      <w:r>
-        <w:rPr>
-          <w:i/>
+        <w:rPr>
+          <w:sz w:val="21"/>
+        </w:rPr>
+      </w:pPr>
+      <w:r>
+        <w:rPr>
           <w:iCs/>
           <w:sz w:val="21"/>
           <w:szCs w:val="21"/>
         </w:rPr>
-        <w:t>Property Management and Estate Fiduciary</w:t>
+        <w:t>Owner-operator role spanning property portfolio management and fiduciary administration of two private estates.</w:t>
       </w:r>
     </w:p>
     <w:p>
@@ -1185,6 +1198,9 @@
     <w:p>
       <w:pPr>
         <w:keepNext/>
+        <w:tabs>
+          <w:tab w:val="right" w:pos="10800"/>
+        </w:tabs>
         <w:spacing w:before="200" w:after="60"/>
       </w:pPr>
       <w:r>
@@ -1204,20 +1220,30 @@
         </w:rPr>
         <w:t>2021 – 2022</w:t>
       </w:r>
+      <w:r>
+        <w:rPr>
+          <w:i/>
+          <w:iCs/>
+        </w:rPr>
+        <w:tab/>
+        <w:t>Foreclosure Relief Underwriter</w:t>
+      </w:r>
     </w:p>
     <w:p>
       <w:pPr>
         <w:keepNext/>
         <w:spacing w:after="60"/>
-      </w:pPr>
-      <w:r>
-        <w:rPr>
-          <w:i/>
+        <w:rPr>
+          <w:sz w:val="21"/>
+        </w:rPr>
+      </w:pPr>
+      <w:r>
+        <w:rPr>
           <w:iCs/>
           <w:sz w:val="21"/>
           <w:szCs w:val="21"/>
         </w:rPr>
-        <w:t>Foreclosure Relief Underwriter</w:t>
+        <w:t>Evaluated distressed-borrower files for foreclosure-relief eligibility and redesigned loan origination workflows to improve data integrity.</w:t>
       </w:r>
     </w:p>
     <w:p>
@@ -1257,6 +1283,9 @@
     <w:p>
       <w:pPr>
         <w:keepNext/>
+        <w:tabs>
+          <w:tab w:val="right" w:pos="10800"/>
+        </w:tabs>
         <w:spacing w:before="200" w:after="60"/>
       </w:pPr>
       <w:r>
@@ -1276,20 +1305,30 @@
         </w:rPr>
         <w:t>2017 – 2021</w:t>
       </w:r>
+      <w:r>
+        <w:rPr>
+          <w:i/>
+          <w:iCs/>
+        </w:rPr>
+        <w:tab/>
+        <w:t>Loss Mitigation Underwriter</w:t>
+      </w:r>
     </w:p>
     <w:p>
       <w:pPr>
         <w:keepNext/>
         <w:spacing w:after="60"/>
-      </w:pPr>
-      <w:r>
-        <w:rPr>
-          <w:i/>
+        <w:rPr>
+          <w:sz w:val="21"/>
+        </w:rPr>
+      </w:pPr>
+      <w:r>
+        <w:rPr>
           <w:iCs/>
           <w:sz w:val="21"/>
           <w:szCs w:val="21"/>
         </w:rPr>
-        <w:t>Loss Mitigation Underwriter</w:t>
+        <w:t>Reviewed complex loan files for federal compliance, mitigating risk exposure across a high-volume loss mitigation portfolio.</w:t>
       </w:r>
     </w:p>
     <w:p>
@@ -1393,6 +1432,9 @@
     <w:p>
       <w:pPr>
         <w:keepNext/>
+        <w:tabs>
+          <w:tab w:val="right" w:pos="10800"/>
+        </w:tabs>
         <w:spacing w:before="200" w:after="60"/>
       </w:pPr>
       <w:r>
@@ -1412,20 +1454,30 @@
         </w:rPr>
         <w:t>2011 – 2014</w:t>
       </w:r>
+      <w:r>
+        <w:rPr>
+          <w:i/>
+          <w:iCs/>
+        </w:rPr>
+        <w:tab/>
+        <w:t>SPOC Relationship Manager</w:t>
+      </w:r>
     </w:p>
     <w:p>
       <w:pPr>
         <w:keepNext/>
         <w:spacing w:after="60"/>
-      </w:pPr>
-      <w:r>
-        <w:rPr>
-          <w:i/>
+        <w:rPr>
+          <w:sz w:val="21"/>
+        </w:rPr>
+      </w:pPr>
+      <w:r>
+        <w:rPr>
           <w:iCs/>
           <w:sz w:val="21"/>
           <w:szCs w:val="21"/>
         </w:rPr>
-        <w:t>SPOC Relationship Manager</w:t>
+        <w:t>Single Point of Contact for homeowners navigating foreclosure prevention in a regulated mortgage servicing environment.</w:t>
       </w:r>
     </w:p>
     <w:p>
@@ -1464,6 +1516,9 @@
     <w:p>
       <w:pPr>
         <w:keepNext/>
+        <w:tabs>
+          <w:tab w:val="right" w:pos="10800"/>
+        </w:tabs>
         <w:spacing w:before="200" w:after="60"/>
       </w:pPr>
       <w:r>
@@ -1483,20 +1538,30 @@
         </w:rPr>
         <w:t>2009 – 2011</w:t>
       </w:r>
+      <w:r>
+        <w:rPr>
+          <w:i/>
+          <w:iCs/>
+        </w:rPr>
+        <w:tab/>
+        <w:t>Construction Team Leader</w:t>
+      </w:r>
     </w:p>
     <w:p>
       <w:pPr>
         <w:keepNext/>
         <w:spacing w:after="60"/>
-      </w:pPr>
-      <w:r>
-        <w:rPr>
-          <w:i/>
+        <w:rPr>
+          <w:sz w:val="21"/>
+        </w:rPr>
+      </w:pPr>
+      <w:r>
+        <w:rPr>
           <w:iCs/>
           <w:sz w:val="21"/>
           <w:szCs w:val="21"/>
         </w:rPr>
-        <w:t>Construction Team Leader</w:t>
+        <w:t>Led residential build crews and provided financial wellness and recovery coaching across diverse volunteer populations.</w:t>
       </w:r>
     </w:p>
     <w:p>

--- a/_source/Carl_Lochstampfor_Resume.docx
+++ b/_source/Carl_Lochstampfor_Resume.docx
@@ -1126,7 +1126,7 @@
           <w:sz w:val="21"/>
           <w:szCs w:val="21"/>
         </w:rPr>
-        <w:t>Owner-operator role spanning property portfolio management and fiduciary administration of two private estates.</w:t>
+        <w:t>Self-employed operator of a three-property rental portfolio, plus probate administration for two estates.</w:t>
       </w:r>
     </w:p>
     <w:p>
@@ -1243,7 +1243,7 @@
           <w:sz w:val="21"/>
           <w:szCs w:val="21"/>
         </w:rPr>
-        <w:t>Evaluated distressed-borrower files for foreclosure-relief eligibility and redesigned loan origination workflows to improve data integrity.</w:t>
+        <w:t>Underwrote foreclosure-relief mortgages amid pandemic-shifted lending conditions; mentored new underwriters.</w:t>
       </w:r>
     </w:p>
     <w:p>
@@ -1328,7 +1328,7 @@
           <w:sz w:val="21"/>
           <w:szCs w:val="21"/>
         </w:rPr>
-        <w:t>Reviewed complex loan files for federal compliance, mitigating risk exposure across a high-volume loss mitigation portfolio.</w:t>
+        <w:t>Assessed loss-mitigation files for risk and requirement discrepancies, interfacing legal and business units.</w:t>
       </w:r>
     </w:p>
     <w:p>
@@ -1477,7 +1477,7 @@
           <w:sz w:val="21"/>
           <w:szCs w:val="21"/>
         </w:rPr>
-        <w:t>Single Point of Contact for homeowners navigating foreclosure prevention in a regulated mortgage servicing environment.</w:t>
+        <w:t>Sole point of accountability for borrower and third-party foreclosure-prevention inquiries.</w:t>
       </w:r>
     </w:p>
     <w:p>
@@ -1561,7 +1561,7 @@
           <w:sz w:val="21"/>
           <w:szCs w:val="21"/>
         </w:rPr>
-        <w:t>Led residential build crews and provided financial wellness and recovery coaching across diverse volunteer populations.</w:t>
+        <w:t>Led volunteer crews from C-suite executives to military personnel on a $1.2M residential build.</w:t>
       </w:r>
     </w:p>
     <w:p>

--- a/_source/Carl_Lochstampfor_Resume.docx
+++ b/_source/Carl_Lochstampfor_Resume.docx
@@ -1243,7 +1243,7 @@
           <w:sz w:val="21"/>
           <w:szCs w:val="21"/>
         </w:rPr>
-        <w:t>Underwrote foreclosure-relief mortgages amid pandemic-shifted lending conditions; mentored new underwriters.</w:t>
+        <w:t>Underwrote foreclosure-relief mortgages for distressed homeowners; trained and mentored new underwriters.</w:t>
       </w:r>
     </w:p>
     <w:p>
@@ -1260,7 +1260,7 @@
           <w:sz w:val="21"/>
           <w:szCs w:val="21"/>
         </w:rPr>
-        <w:t>Supported internal bank examinations and compliance audits, safeguarding corporate financial interests through strict adherence to regulatory standards.</w:t>
+        <w:t>Revised underwriting and loan-processing workflows to meet rapidly shifting economic and pandemic-driven demand, sustaining operational efficiency.</w:t>
       </w:r>
     </w:p>
     <w:p>

--- a/_source/Carl_Lochstampfor_Resume.docx
+++ b/_source/Carl_Lochstampfor_Resume.docx
@@ -1511,6 +1511,25 @@
           <w:szCs w:val="21"/>
         </w:rPr>
         <w:t xml:space="preserve"> through workflow optimization.</w:t>
+      </w:r>
+    </w:p>
+    <w:p>
+      <w:pPr>
+        <w:pStyle w:val="ListParagraph"/>
+        <w:numPr>
+          <w:ilvl w:val="0"/>
+          <w:numId w:val="3"/>
+        </w:numPr>
+        <w:spacing w:after="40"/>
+        <w:rPr>
+          <w:sz w:val="21"/>
+        </w:rPr>
+      </w:pPr>
+      <w:r>
+        <w:rPr>
+          <w:sz w:val="21"/>
+        </w:rPr>
+        <w:t>Maintained confidentiality and accuracy while handling sensitive financial information and legal documentation throughout the foreclosure lifecycle.</w:t>
       </w:r>
     </w:p>
     <w:p>
@@ -1722,6 +1741,92 @@
 <file path=word/numbering.xml><?xml version="1.0" encoding="utf-8"?>
 <w:numbering xmlns:wpc="http://schemas.microsoft.com/office/word/2010/wordprocessingCanvas" xmlns:cx="http://schemas.microsoft.com/office/drawing/2014/chartex" xmlns:cx1="http://schemas.microsoft.com/office/drawing/2015/9/8/chartex" xmlns:cx2="http://schemas.microsoft.com/office/drawing/2015/10/21/chartex" xmlns:cx3="http://schemas.microsoft.com/office/drawing/2016/5/9/chartex" xmlns:cx4="http://schemas.microsoft.com/office/drawing/2016/5/10/chartex" xmlns:cx5="http://schemas.microsoft.com/office/drawing/2016/5/11/chartex" xmlns:cx6="http://schemas.microsoft.com/office/drawing/2016/5/12/chartex" xmlns:cx7="http://schemas.microsoft.com/office/drawing/2016/5/13/chartex" xmlns:cx8="http://schemas.microsoft.com/office/drawing/2016/5/14/chartex" xmlns:mc="http://schemas.openxmlformats.org/markup-compatibility/2006" xmlns:aink="http://schemas.microsoft.com/office/drawing/2016/ink" xmlns:am3d="http://schemas.microsoft.com/office/drawing/2017/model3d" xmlns:o="urn:schemas-microsoft-com:office:office" xmlns:oel="http://schemas.microsoft.com/office/2019/extlst" xmlns:r="http://schemas.openxmlformats.org/officeDocument/2006/relationships" xmlns:m="http://schemas.openxmlformats.org/officeDocument/2006/math" xmlns:v="urn:schemas-microsoft-com:vml" xmlns:wp14="http://schemas.microsoft.com/office/word/2010/wordprocessingDrawing" xmlns:wp="http://schemas.openxmlformats.org/drawingml/2006/wordprocessingDrawing" xmlns:w10="urn:schemas-microsoft-com:office:word" xmlns:w="http://schemas.openxmlformats.org/wordprocessingml/2006/main" xmlns:w14="http://schemas.microsoft.com/office/word/2010/wordml" xmlns:w15="http://schemas.microsoft.com/office/word/2012/wordml" xmlns:w16cex="http://schemas.microsoft.com/office/word/2018/wordml/cex" xmlns:w16cid="http://schemas.microsoft.com/office/word/2016/wordml/cid" xmlns:w16="http://schemas.microsoft.com/office/word/2018/wordml" xmlns:w16du="http://schemas.microsoft.com/office/word/2023/wordml/word16du" xmlns:w16sdtdh="http://schemas.microsoft.com/office/word/2020/wordml/sdtdatahash" xmlns:w16sdtfl="http://schemas.microsoft.com/office/word/2024/wordml/sdtformatlock" xmlns:w16se="http://schemas.microsoft.com/office/word/2015/wordml/symex" xmlns:wpg="http://schemas.microsoft.com/office/word/2010/wordprocessingGroup" xmlns:wpi="http://schemas.microsoft.com/office/word/2010/wordprocessingInk" xmlns:wne="http://schemas.microsoft.com/office/word/2006/wordml" xmlns:wps="http://schemas.microsoft.com/office/word/2010/wordprocessingShape" mc:Ignorable="w14 w15 w16se w16cid w16 w16cex w16sdtdh w16sdtfl w16du wp14">
   <w:abstractNum w:abstractNumId="0" w15:restartNumberingAfterBreak="0">
+    <w:nsid w:val="1A223603"/>
+    <w:multiLevelType w:val="multilevel"/>
+    <w:tmpl w:val="0EE6043E"/>
+    <w:lvl w:ilvl="0">
+      <w:start w:val="1"/>
+      <w:numFmt w:val="bullet"/>
+      <w:lvlText w:val="●"/>
+      <w:lvlJc w:val="left"/>
+      <w:pPr>
+        <w:ind w:left="720" w:hanging="360"/>
+      </w:pPr>
+    </w:lvl>
+    <w:lvl w:ilvl="1">
+      <w:start w:val="1"/>
+      <w:numFmt w:val="bullet"/>
+      <w:lvlText w:val="○"/>
+      <w:lvlJc w:val="left"/>
+      <w:pPr>
+        <w:ind w:left="1440" w:hanging="360"/>
+      </w:pPr>
+    </w:lvl>
+    <w:lvl w:ilvl="2">
+      <w:start w:val="1"/>
+      <w:numFmt w:val="bullet"/>
+      <w:lvlText w:val="■"/>
+      <w:lvlJc w:val="left"/>
+      <w:pPr>
+        <w:ind w:left="2160" w:hanging="360"/>
+      </w:pPr>
+    </w:lvl>
+    <w:lvl w:ilvl="3">
+      <w:start w:val="1"/>
+      <w:numFmt w:val="bullet"/>
+      <w:lvlText w:val="●"/>
+      <w:lvlJc w:val="left"/>
+      <w:pPr>
+        <w:ind w:left="2880" w:hanging="360"/>
+      </w:pPr>
+    </w:lvl>
+    <w:lvl w:ilvl="4">
+      <w:start w:val="1"/>
+      <w:numFmt w:val="bullet"/>
+      <w:lvlText w:val="○"/>
+      <w:lvlJc w:val="left"/>
+      <w:pPr>
+        <w:ind w:left="3600" w:hanging="360"/>
+      </w:pPr>
+    </w:lvl>
+    <w:lvl w:ilvl="5">
+      <w:start w:val="1"/>
+      <w:numFmt w:val="bullet"/>
+      <w:lvlText w:val="■"/>
+      <w:lvlJc w:val="left"/>
+      <w:pPr>
+        <w:ind w:left="4320" w:hanging="360"/>
+      </w:pPr>
+    </w:lvl>
+    <w:lvl w:ilvl="6">
+      <w:start w:val="1"/>
+      <w:numFmt w:val="bullet"/>
+      <w:lvlText w:val="●"/>
+      <w:lvlJc w:val="left"/>
+      <w:pPr>
+        <w:ind w:left="5040" w:hanging="360"/>
+      </w:pPr>
+    </w:lvl>
+    <w:lvl w:ilvl="7">
+      <w:start w:val="1"/>
+      <w:numFmt w:val="bullet"/>
+      <w:lvlText w:val="●"/>
+      <w:lvlJc w:val="left"/>
+      <w:pPr>
+        <w:ind w:left="5760" w:hanging="360"/>
+      </w:pPr>
+    </w:lvl>
+    <w:lvl w:ilvl="8">
+      <w:start w:val="1"/>
+      <w:numFmt w:val="bullet"/>
+      <w:lvlText w:val="●"/>
+      <w:lvlJc w:val="left"/>
+      <w:pPr>
+        <w:ind w:left="6480" w:hanging="360"/>
+      </w:pPr>
+    </w:lvl>
+  </w:abstractNum>
+  <w:abstractNum w:abstractNumId="1" w15:restartNumberingAfterBreak="0">
     <w:nsid w:val="70472747"/>
     <w:multiLevelType w:val="hybridMultilevel"/>
     <w:tmpl w:val="0EE6043E"/>
@@ -1808,10 +1913,16 @@
     </w:lvl>
   </w:abstractNum>
   <w:num w:numId="1" w16cid:durableId="618336517">
-    <w:abstractNumId w:val="0"/>
+    <w:abstractNumId w:val="1"/>
     <w:lvlOverride w:ilvl="0">
       <w:startOverride w:val="1"/>
     </w:lvlOverride>
+  </w:num>
+  <w:num w:numId="2" w16cid:durableId="1187405654">
+    <w:abstractNumId w:val="1"/>
+  </w:num>
+  <w:num w:numId="3" w16cid:durableId="40861117">
+    <w:abstractNumId w:val="0"/>
   </w:num>
 </w:numbering>
 </file>

--- a/_source/Carl_Lochstampfor_Resume.docx
+++ b/_source/Carl_Lochstampfor_Resume.docx
@@ -1598,55 +1598,26 @@
           <w:sz w:val="21"/>
           <w:szCs w:val="21"/>
         </w:rPr>
-        <w:t xml:space="preserve">Supervised and motivated up to </w:t>
-      </w:r>
-      <w:r>
-        <w:rPr>
-          <w:b/>
-          <w:bCs/>
-          <w:sz w:val="21"/>
-          <w:szCs w:val="21"/>
-        </w:rPr>
-        <w:t>150+ volunteers per day</w:t>
-      </w:r>
-      <w:r>
-        <w:rPr>
-          <w:sz w:val="21"/>
-          <w:szCs w:val="21"/>
-        </w:rPr>
-        <w:t xml:space="preserve"> across multiple residential construction projects, delivering </w:t>
-      </w:r>
-      <w:r>
-        <w:rPr>
-          <w:b/>
-          <w:bCs/>
-          <w:sz w:val="21"/>
-          <w:szCs w:val="21"/>
-        </w:rPr>
-        <w:t>100+ completed homes</w:t>
-      </w:r>
-      <w:r>
-        <w:rPr>
-          <w:sz w:val="21"/>
-          <w:szCs w:val="21"/>
-        </w:rPr>
-        <w:t xml:space="preserve"> while maintaining </w:t>
-      </w:r>
-      <w:r>
-        <w:rPr>
-          <w:b/>
-          <w:bCs/>
-          <w:sz w:val="21"/>
-          <w:szCs w:val="21"/>
-        </w:rPr>
-        <w:t>98% quality standards</w:t>
-      </w:r>
-      <w:r>
-        <w:rPr>
-          <w:sz w:val="21"/>
-          <w:szCs w:val="21"/>
-        </w:rPr>
-        <w:t>.</w:t>
+        <w:t>Supervised and motivated up to 150+ volunteers per day across multiple residential construction projects.</w:t>
+      </w:r>
+    </w:p>
+    <w:p>
+      <w:pPr>
+        <w:pStyle w:val="ListParagraph"/>
+        <w:numPr>
+          <w:ilvl w:val="0"/>
+          <w:numId w:val="3"/>
+        </w:numPr>
+        <w:spacing w:after="40"/>
+        <w:rPr>
+          <w:sz w:val="21"/>
+        </w:rPr>
+      </w:pPr>
+      <w:r>
+        <w:rPr>
+          <w:sz w:val="21"/>
+        </w:rPr>
+        <w:t>Delivered 100+ completed homes while maintaining 98% quality standards.</w:t>
       </w:r>
     </w:p>
     <w:p>

--- a/_source/Carl_Lochstampfor_Resume.docx
+++ b/_source/Carl_Lochstampfor_Resume.docx
@@ -1260,7 +1260,7 @@
           <w:sz w:val="21"/>
           <w:szCs w:val="21"/>
         </w:rPr>
-        <w:t>Revised underwriting and loan-processing workflows to meet rapidly shifting economic and pandemic-driven demand, sustaining operational efficiency.</w:t>
+        <w:t>Revised underwriting and loan-processing workflows to meet rapidly shifting economic demand.</w:t>
       </w:r>
     </w:p>
     <w:p>
@@ -1278,6 +1278,25 @@
           <w:szCs w:val="21"/>
         </w:rPr>
         <w:t>Led research, vendor evaluation, and deployment of a secure SMS communication platform, maintaining data protection and compliance.</w:t>
+      </w:r>
+    </w:p>
+    <w:p>
+      <w:pPr>
+        <w:pStyle w:val="ListParagraph"/>
+        <w:numPr>
+          <w:ilvl w:val="0"/>
+          <w:numId w:val="4"/>
+        </w:numPr>
+        <w:spacing w:after="40"/>
+        <w:rPr>
+          <w:sz w:val="21"/>
+        </w:rPr>
+      </w:pPr>
+      <w:r>
+        <w:rPr>
+          <w:sz w:val="21"/>
+        </w:rPr>
+        <w:t>Assisted in compliance matters such as bank exams and audits, protecting investor and client interests.</w:t>
       </w:r>
     </w:p>
     <w:p>
@@ -1712,6 +1731,92 @@
 <file path=word/numbering.xml><?xml version="1.0" encoding="utf-8"?>
 <w:numbering xmlns:wpc="http://schemas.microsoft.com/office/word/2010/wordprocessingCanvas" xmlns:cx="http://schemas.microsoft.com/office/drawing/2014/chartex" xmlns:cx1="http://schemas.microsoft.com/office/drawing/2015/9/8/chartex" xmlns:cx2="http://schemas.microsoft.com/office/drawing/2015/10/21/chartex" xmlns:cx3="http://schemas.microsoft.com/office/drawing/2016/5/9/chartex" xmlns:cx4="http://schemas.microsoft.com/office/drawing/2016/5/10/chartex" xmlns:cx5="http://schemas.microsoft.com/office/drawing/2016/5/11/chartex" xmlns:cx6="http://schemas.microsoft.com/office/drawing/2016/5/12/chartex" xmlns:cx7="http://schemas.microsoft.com/office/drawing/2016/5/13/chartex" xmlns:cx8="http://schemas.microsoft.com/office/drawing/2016/5/14/chartex" xmlns:mc="http://schemas.openxmlformats.org/markup-compatibility/2006" xmlns:aink="http://schemas.microsoft.com/office/drawing/2016/ink" xmlns:am3d="http://schemas.microsoft.com/office/drawing/2017/model3d" xmlns:o="urn:schemas-microsoft-com:office:office" xmlns:oel="http://schemas.microsoft.com/office/2019/extlst" xmlns:r="http://schemas.openxmlformats.org/officeDocument/2006/relationships" xmlns:m="http://schemas.openxmlformats.org/officeDocument/2006/math" xmlns:v="urn:schemas-microsoft-com:vml" xmlns:wp14="http://schemas.microsoft.com/office/word/2010/wordprocessingDrawing" xmlns:wp="http://schemas.openxmlformats.org/drawingml/2006/wordprocessingDrawing" xmlns:w10="urn:schemas-microsoft-com:office:word" xmlns:w="http://schemas.openxmlformats.org/wordprocessingml/2006/main" xmlns:w14="http://schemas.microsoft.com/office/word/2010/wordml" xmlns:w15="http://schemas.microsoft.com/office/word/2012/wordml" xmlns:w16cex="http://schemas.microsoft.com/office/word/2018/wordml/cex" xmlns:w16cid="http://schemas.microsoft.com/office/word/2016/wordml/cid" xmlns:w16="http://schemas.microsoft.com/office/word/2018/wordml" xmlns:w16du="http://schemas.microsoft.com/office/word/2023/wordml/word16du" xmlns:w16sdtdh="http://schemas.microsoft.com/office/word/2020/wordml/sdtdatahash" xmlns:w16sdtfl="http://schemas.microsoft.com/office/word/2024/wordml/sdtformatlock" xmlns:w16se="http://schemas.microsoft.com/office/word/2015/wordml/symex" xmlns:wpg="http://schemas.microsoft.com/office/word/2010/wordprocessingGroup" xmlns:wpi="http://schemas.microsoft.com/office/word/2010/wordprocessingInk" xmlns:wne="http://schemas.microsoft.com/office/word/2006/wordml" xmlns:wps="http://schemas.microsoft.com/office/word/2010/wordprocessingShape" mc:Ignorable="w14 w15 w16se w16cid w16 w16cex w16sdtdh w16sdtfl w16du wp14">
   <w:abstractNum w:abstractNumId="0" w15:restartNumberingAfterBreak="0">
+    <w:nsid w:val="15910C8E"/>
+    <w:multiLevelType w:val="multilevel"/>
+    <w:tmpl w:val="0EE6043E"/>
+    <w:lvl w:ilvl="0">
+      <w:start w:val="1"/>
+      <w:numFmt w:val="bullet"/>
+      <w:lvlText w:val="●"/>
+      <w:lvlJc w:val="left"/>
+      <w:pPr>
+        <w:ind w:left="720" w:hanging="360"/>
+      </w:pPr>
+    </w:lvl>
+    <w:lvl w:ilvl="1">
+      <w:start w:val="1"/>
+      <w:numFmt w:val="bullet"/>
+      <w:lvlText w:val="○"/>
+      <w:lvlJc w:val="left"/>
+      <w:pPr>
+        <w:ind w:left="1440" w:hanging="360"/>
+      </w:pPr>
+    </w:lvl>
+    <w:lvl w:ilvl="2">
+      <w:start w:val="1"/>
+      <w:numFmt w:val="bullet"/>
+      <w:lvlText w:val="■"/>
+      <w:lvlJc w:val="left"/>
+      <w:pPr>
+        <w:ind w:left="2160" w:hanging="360"/>
+      </w:pPr>
+    </w:lvl>
+    <w:lvl w:ilvl="3">
+      <w:start w:val="1"/>
+      <w:numFmt w:val="bullet"/>
+      <w:lvlText w:val="●"/>
+      <w:lvlJc w:val="left"/>
+      <w:pPr>
+        <w:ind w:left="2880" w:hanging="360"/>
+      </w:pPr>
+    </w:lvl>
+    <w:lvl w:ilvl="4">
+      <w:start w:val="1"/>
+      <w:numFmt w:val="bullet"/>
+      <w:lvlText w:val="○"/>
+      <w:lvlJc w:val="left"/>
+      <w:pPr>
+        <w:ind w:left="3600" w:hanging="360"/>
+      </w:pPr>
+    </w:lvl>
+    <w:lvl w:ilvl="5">
+      <w:start w:val="1"/>
+      <w:numFmt w:val="bullet"/>
+      <w:lvlText w:val="■"/>
+      <w:lvlJc w:val="left"/>
+      <w:pPr>
+        <w:ind w:left="4320" w:hanging="360"/>
+      </w:pPr>
+    </w:lvl>
+    <w:lvl w:ilvl="6">
+      <w:start w:val="1"/>
+      <w:numFmt w:val="bullet"/>
+      <w:lvlText w:val="●"/>
+      <w:lvlJc w:val="left"/>
+      <w:pPr>
+        <w:ind w:left="5040" w:hanging="360"/>
+      </w:pPr>
+    </w:lvl>
+    <w:lvl w:ilvl="7">
+      <w:start w:val="1"/>
+      <w:numFmt w:val="bullet"/>
+      <w:lvlText w:val="●"/>
+      <w:lvlJc w:val="left"/>
+      <w:pPr>
+        <w:ind w:left="5760" w:hanging="360"/>
+      </w:pPr>
+    </w:lvl>
+    <w:lvl w:ilvl="8">
+      <w:start w:val="1"/>
+      <w:numFmt w:val="bullet"/>
+      <w:lvlText w:val="●"/>
+      <w:lvlJc w:val="left"/>
+      <w:pPr>
+        <w:ind w:left="6480" w:hanging="360"/>
+      </w:pPr>
+    </w:lvl>
+  </w:abstractNum>
+  <w:abstractNum w:abstractNumId="1" w15:restartNumberingAfterBreak="0">
     <w:nsid w:val="1A223603"/>
     <w:multiLevelType w:val="multilevel"/>
     <w:tmpl w:val="0EE6043E"/>
@@ -1797,7 +1902,7 @@
       </w:pPr>
     </w:lvl>
   </w:abstractNum>
-  <w:abstractNum w:abstractNumId="1" w15:restartNumberingAfterBreak="0">
+  <w:abstractNum w:abstractNumId="2" w15:restartNumberingAfterBreak="0">
     <w:nsid w:val="70472747"/>
     <w:multiLevelType w:val="hybridMultilevel"/>
     <w:tmpl w:val="0EE6043E"/>
@@ -1884,15 +1989,18 @@
     </w:lvl>
   </w:abstractNum>
   <w:num w:numId="1" w16cid:durableId="618336517">
-    <w:abstractNumId w:val="1"/>
+    <w:abstractNumId w:val="2"/>
     <w:lvlOverride w:ilvl="0">
       <w:startOverride w:val="1"/>
     </w:lvlOverride>
   </w:num>
   <w:num w:numId="2" w16cid:durableId="1187405654">
+    <w:abstractNumId w:val="2"/>
+  </w:num>
+  <w:num w:numId="3" w16cid:durableId="40861117">
     <w:abstractNumId w:val="1"/>
   </w:num>
-  <w:num w:numId="3" w16cid:durableId="40861117">
+  <w:num w:numId="4" w16cid:durableId="1555656544">
     <w:abstractNumId w:val="0"/>
   </w:num>
 </w:numbering>

--- a/_source/Carl_Lochstampfor_Resume.docx
+++ b/_source/Carl_Lochstampfor_Resume.docx
@@ -698,61 +698,6 @@
         <w:pBdr>
           <w:bottom w:val="single" w:sz="12" w:space="0" w:color="1E3A5F"/>
         </w:pBdr>
-        <w:spacing w:before="120" w:after="60"/>
-        <w:rPr>
-          <w:b/>
-          <w:bCs/>
-          <w:sz w:val="21"/>
-          <w:szCs w:val="24"/>
-        </w:rPr>
-      </w:pPr>
-      <w:r>
-        <w:rPr>
-          <w:b/>
-          <w:bCs/>
-          <w:sz w:val="21"/>
-          <w:szCs w:val="24"/>
-        </w:rPr>
-        <w:t xml:space="preserve">LockBadges (AutoHotkey v2) </w:t>
-      </w:r>
-      <w:r>
-        <w:rPr>
-          <w:b/>
-          <w:bCs/>
-          <w:i/>
-          <w:sz w:val="21"/>
-          <w:szCs w:val="24"/>
-        </w:rPr>
-        <w:t>— Personal Project</w:t>
-      </w:r>
-    </w:p>
-    <w:p>
-      <w:pPr>
-        <w:pBdr>
-          <w:bottom w:val="single" w:sz="12" w:space="0" w:color="1E3A5F"/>
-        </w:pBdr>
-        <w:spacing w:after="100"/>
-        <w:rPr>
-          <w:bCs/>
-          <w:sz w:val="21"/>
-          <w:szCs w:val="24"/>
-        </w:rPr>
-      </w:pPr>
-      <w:r>
-        <w:rPr>
-          <w:bCs/>
-          <w:sz w:val="21"/>
-          <w:szCs w:val="24"/>
-        </w:rPr>
-        <w:t>Built and shipped a configurable Windows utility providing movable, translucent on-screen indicators for Caps/Num/Scroll Lock and Mute, with a full settings GUI, click-through rendering, and auto-hide during fullscreen apps. Privacy-first by construction: lock state is read from Windows toggle bits rather than a keyboard hook, so keystrokes are never intercepted, with no network access, telemetry, or logging.</w:t>
-      </w:r>
-    </w:p>
-    <w:p>
-      <w:pPr>
-        <w:keepNext/>
-        <w:pBdr>
-          <w:bottom w:val="single" w:sz="12" w:space="0" w:color="1E3A5F"/>
-        </w:pBdr>
         <w:spacing w:before="200" w:after="80"/>
       </w:pPr>
       <w:r>
@@ -764,7 +709,6 @@
           <w:sz w:val="24"/>
           <w:szCs w:val="24"/>
         </w:rPr>
-        <w:lastRenderedPageBreak/>
         <w:t>Applied Cybersecurity Coursework</w:t>
       </w:r>
     </w:p>
@@ -858,6 +802,7 @@
           <w:sz w:val="21"/>
           <w:szCs w:val="21"/>
         </w:rPr>
+        <w:lastRenderedPageBreak/>
         <w:t xml:space="preserve">Operating System Hardening: </w:t>
       </w:r>
       <w:r>
@@ -1143,39 +1088,7 @@
           <w:sz w:val="21"/>
           <w:szCs w:val="21"/>
         </w:rPr>
-        <w:t xml:space="preserve">Managed a self-owned real estate portfolio for </w:t>
-      </w:r>
-      <w:r>
-        <w:rPr>
-          <w:b/>
-          <w:bCs/>
-          <w:sz w:val="21"/>
-          <w:szCs w:val="21"/>
-        </w:rPr>
-        <w:t>12+ years</w:t>
-      </w:r>
-      <w:r>
-        <w:rPr>
-          <w:sz w:val="21"/>
-          <w:szCs w:val="21"/>
-        </w:rPr>
-        <w:t xml:space="preserve"> and served as a fiduciary for two private estates, overseeing </w:t>
-      </w:r>
-      <w:r>
-        <w:rPr>
-          <w:b/>
-          <w:bCs/>
-          <w:sz w:val="21"/>
-          <w:szCs w:val="21"/>
-        </w:rPr>
-        <w:t>100%</w:t>
-      </w:r>
-      <w:r>
-        <w:rPr>
-          <w:sz w:val="21"/>
-          <w:szCs w:val="21"/>
-        </w:rPr>
-        <w:t xml:space="preserve"> of legal, financial, and physical asset distribution.</w:t>
+        <w:t>Held 24-hour on-call responsibility for critical building and tenant failures; selected and supervised contractors against fixed budgets.</w:t>
       </w:r>
     </w:p>
     <w:p>
@@ -1450,6 +1363,44 @@
     </w:p>
     <w:p>
       <w:pPr>
+        <w:pStyle w:val="ListParagraph"/>
+        <w:numPr>
+          <w:ilvl w:val="0"/>
+          <w:numId w:val="4"/>
+        </w:numPr>
+        <w:spacing w:after="40"/>
+        <w:rPr>
+          <w:sz w:val="21"/>
+        </w:rPr>
+      </w:pPr>
+      <w:r>
+        <w:rPr>
+          <w:sz w:val="21"/>
+        </w:rPr>
+        <w:t>Operated HUD/FHA (EVARS), VA (VALERI), FNMA HSSN, and FHLMC Workout Prospector underwriting platforms, plus CAIVRS, Black-Knight/MSP, PACER, and LexisNexis.</w:t>
+      </w:r>
+    </w:p>
+    <w:p>
+      <w:pPr>
+        <w:pStyle w:val="ListParagraph"/>
+        <w:numPr>
+          <w:ilvl w:val="0"/>
+          <w:numId w:val="4"/>
+        </w:numPr>
+        <w:spacing w:after="40"/>
+        <w:rPr>
+          <w:sz w:val="21"/>
+        </w:rPr>
+      </w:pPr>
+      <w:r>
+        <w:rPr>
+          <w:sz w:val="21"/>
+        </w:rPr>
+        <w:t>Represented the bank's foreclosure team in mediation and hearings alongside borrowers' counsel and presiding judges; validated court-ordered requests and obtained bankruptcy approvals.</w:t>
+      </w:r>
+    </w:p>
+    <w:p>
+      <w:pPr>
         <w:keepNext/>
         <w:tabs>
           <w:tab w:val="right" w:pos="10800"/>
@@ -1513,23 +1464,7 @@
           <w:sz w:val="21"/>
           <w:szCs w:val="21"/>
         </w:rPr>
-        <w:t xml:space="preserve">Directed a high-volume loss mitigation pipeline, exceeding investor rate benchmarks by </w:t>
-      </w:r>
-      <w:r>
-        <w:rPr>
-          <w:b/>
-          <w:bCs/>
-          <w:sz w:val="21"/>
-          <w:szCs w:val="21"/>
-        </w:rPr>
-        <w:t>30%</w:t>
-      </w:r>
-      <w:r>
-        <w:rPr>
-          <w:sz w:val="21"/>
-          <w:szCs w:val="21"/>
-        </w:rPr>
-        <w:t xml:space="preserve"> through workflow optimization.</w:t>
+        <w:t>Directed a high-volume loss mitigation pipeline, exceeding investor rate benchmarks by 30%.</w:t>
       </w:r>
     </w:p>
     <w:p>
@@ -1548,7 +1483,7 @@
         <w:rPr>
           <w:sz w:val="21"/>
         </w:rPr>
-        <w:t>Maintained confidentiality and accuracy while handling sensitive financial information and legal documentation throughout the foreclosure lifecycle.</w:t>
+        <w:t>Handled sensitive financial and legal documentation with full confidentiality and accuracy.</w:t>
       </w:r>
     </w:p>
     <w:p>
